--- a/Renato-Garcia-Curriculo-PT.docx
+++ b/Renato-Garcia-Curriculo-PT.docx
@@ -41,7 +41,7 @@
       <w:pPr>
         <w:spacing w:after="60"/>
       </w:pPr>
-      <w:hyperlink w:history="1" r:id="rIdeco_fkhy_9lw2z_iickgt">
+      <w:hyperlink w:history="1" r:id="rIduyqrzrhjoign8fu5fx6im">
         <w:r>
           <w:rPr>
             <w:rStyle w:val="Hyperlink"/>
@@ -58,7 +58,7 @@
         </w:rPr>
         <w:t xml:space="preserve"> · </w:t>
       </w:r>
-      <w:hyperlink w:history="1" r:id="rIdfieij3bsexubzzljmwbnh">
+      <w:hyperlink w:history="1" r:id="rIdgfbu7f9avp3wd-xmbfoqa">
         <w:r>
           <w:rPr>
             <w:rStyle w:val="Hyperlink"/>
@@ -75,7 +75,7 @@
         </w:rPr>
         <w:t xml:space="preserve"> · </w:t>
       </w:r>
-      <w:hyperlink w:history="1" r:id="rIdlrgscwm9mp_gl4sqao-sj">
+      <w:hyperlink w:history="1" r:id="rIdexc-igajuxmab8ht1vbvz">
         <w:r>
           <w:rPr>
             <w:rStyle w:val="Hyperlink"/>
@@ -696,41 +696,41 @@
           <w:sz w:val="20"/>
           <w:szCs w:val="20"/>
         </w:rPr>
-        <w:t xml:space="preserve">Liderança técnica do time da plataforma de biometria: definição de arquitetura e qualidade das entregas.</w:t>
-      </w:r>
-    </w:p>
-    <w:p>
-      <w:pPr>
-        <w:pStyle w:val="ListParagraph"/>
-        <w:numPr>
-          <w:ilvl w:val="0"/>
-          <w:numId w:val="2"/>
-        </w:numPr>
-        <w:spacing w:after="20"/>
-      </w:pPr>
-      <w:r>
-        <w:rPr>
-          <w:sz w:val="20"/>
-          <w:szCs w:val="20"/>
-        </w:rPr>
-        <w:t xml:space="preserve">Condução de alinhamentos técnicos e refinamento de requisitos com produto e negócio.</w:t>
-      </w:r>
-    </w:p>
-    <w:p>
-      <w:pPr>
-        <w:pStyle w:val="ListParagraph"/>
-        <w:numPr>
-          <w:ilvl w:val="0"/>
-          <w:numId w:val="2"/>
-        </w:numPr>
-        <w:spacing w:after="20"/>
-      </w:pPr>
-      <w:r>
-        <w:rPr>
-          <w:sz w:val="20"/>
-          <w:szCs w:val="20"/>
-        </w:rPr>
-        <w:t xml:space="preserve">Desenvolvimento de microsserviços e fluxos assíncronos em AWS SQS/SNS para processamento de dados biométricos.</w:t>
+        <w:t xml:space="preserve">Liderei o time da plataforma de biometria, com 6 desenvolvedores e 1 QA, atuando em conjunto com outros times de produto, no maior bureau de crédito do Brasil.</w:t>
+      </w:r>
+    </w:p>
+    <w:p>
+      <w:pPr>
+        <w:pStyle w:val="ListParagraph"/>
+        <w:numPr>
+          <w:ilvl w:val="0"/>
+          <w:numId w:val="2"/>
+        </w:numPr>
+        <w:spacing w:after="20"/>
+      </w:pPr>
+      <w:r>
+        <w:rPr>
+          <w:sz w:val="20"/>
+          <w:szCs w:val="20"/>
+        </w:rPr>
+        <w:t xml:space="preserve">A plataforma valida identidade por biometria facial e prova de vida, na abertura de contas e na prevenção a fraudes, para clientes como Vivo, Claro e Itaú.</w:t>
+      </w:r>
+    </w:p>
+    <w:p>
+      <w:pPr>
+        <w:pStyle w:val="ListParagraph"/>
+        <w:numPr>
+          <w:ilvl w:val="0"/>
+          <w:numId w:val="2"/>
+        </w:numPr>
+        <w:spacing w:after="20"/>
+      </w:pPr>
+      <w:r>
+        <w:rPr>
+          <w:sz w:val="20"/>
+          <w:szCs w:val="20"/>
+        </w:rPr>
+        <w:t xml:space="preserve">Responsável pela arquitetura e qualidade das entregas dos microsserviços do time; desenhei o processamento assíncrono em AWS SQS/SNS; conduzi alinhamentos técnicos entre times e com produto e negócio.</w:t>
       </w:r>
     </w:p>
     <w:p>

--- a/Renato-Garcia-Curriculo-PT.docx
+++ b/Renato-Garcia-Curriculo-PT.docx
@@ -25,7 +25,7 @@
           <w:sz w:val="21"/>
           <w:szCs w:val="21"/>
         </w:rPr>
-        <w:t xml:space="preserve">Arquiteto de Software | Sistemas Distribuídos e IA Aplicada | Foco em posições Staff / Principal Engineer</w:t>
+        <w:t xml:space="preserve">Arquiteto de Software | Sistemas Distribuídos e IA Aplicada | Busco posições Staff e Principal Engineer</w:t>
       </w:r>
     </w:p>
     <w:p>
@@ -41,7 +41,7 @@
       <w:pPr>
         <w:spacing w:after="60"/>
       </w:pPr>
-      <w:hyperlink w:history="1" r:id="rIduyqrzrhjoign8fu5fx6im">
+      <w:hyperlink w:history="1" r:id="rIdz9rnm__p0nt-3fvjlt4-j">
         <w:r>
           <w:rPr>
             <w:rStyle w:val="Hyperlink"/>
@@ -58,7 +58,7 @@
         </w:rPr>
         <w:t xml:space="preserve"> · </w:t>
       </w:r>
-      <w:hyperlink w:history="1" r:id="rIdgfbu7f9avp3wd-xmbfoqa">
+      <w:hyperlink w:history="1" r:id="rIdb0dhymcyjlesdidy1q86u">
         <w:r>
           <w:rPr>
             <w:rStyle w:val="Hyperlink"/>
@@ -75,7 +75,7 @@
         </w:rPr>
         <w:t xml:space="preserve"> · </w:t>
       </w:r>
-      <w:hyperlink w:history="1" r:id="rIdexc-igajuxmab8ht1vbvz">
+      <w:hyperlink w:history="1" r:id="rIdmirbldcuntz4n0bab3s3d">
         <w:r>
           <w:rPr>
             <w:rStyle w:val="Hyperlink"/>
@@ -113,7 +113,7 @@
           <w:sz w:val="20"/>
           <w:szCs w:val="20"/>
         </w:rPr>
-        <w:t xml:space="preserve">Arquiteto de software com mais de 20 anos construindo sistemas distribuídos, principalmente plataformas de integração que movimentam dados com confiabilidade e em alto volume. Arquiteto da GuBee desde o início: um hub orientado a eventos em Apache Kafka que conecta plataformas de e-commerce a mais de 30 marketplaces, hoje com cerca de 170 workloads em produção. Founding engineer do INAI (Integra.do), plataforma multiagente de LLM em produção desde janeiro de 2026.</w:t>
+        <w:t xml:space="preserve">Arquiteto de software com 20 anos de trabalho em integração de sistemas, do ESB e SOA ao Kafka e, mais recentemente, a agentes de IA. Desenhei a plataforma de integração com marketplaces da GuBee (mais de 30 marketplaces, cerca de 1.300 requisições por segundo) e construí o INAI, plataforma de IA que atende em torno de 4.000 leads imobiliários por mês.</w:t>
       </w:r>
     </w:p>
     <w:p>
@@ -125,7 +125,7 @@
           <w:sz w:val="20"/>
           <w:szCs w:val="20"/>
         </w:rPr>
-        <w:t xml:space="preserve">Defino a direção técnica entre times (padrões de arquitetura, migrações de nuvem e de plataforma, roadmap), lidero produtos de IA da escolha do framework até a produção e sigo hands-on em Java e Kotlin.</w:t>
+        <w:t xml:space="preserve">Cuido da direção técnica e das grandes migrações, contratei e lidero o time, e continuo escrevendo boa parte do código em Java e Kotlin.</w:t>
       </w:r>
     </w:p>
     <w:p>
@@ -305,7 +305,7 @@
           <w:sz w:val="21"/>
           <w:szCs w:val="21"/>
         </w:rPr>
-        <w:t xml:space="preserve">Founding Engineer e Arquiteto de IA — Integra.do (INAI)</w:t>
+        <w:t xml:space="preserve">Founding Engineer e Arquiteto de IA | Integra.do (INAI)</w:t>
       </w:r>
       <w:r>
         <w:rPr>
@@ -330,126 +330,109 @@
           <w:sz w:val="19"/>
           <w:szCs w:val="19"/>
         </w:rPr>
-        <w:t xml:space="preserve">Remoto</w:t>
-      </w:r>
-    </w:p>
-    <w:p>
-      <w:pPr>
-        <w:pStyle w:val="ListParagraph"/>
-        <w:numPr>
-          <w:ilvl w:val="0"/>
-          <w:numId w:val="2"/>
-        </w:numPr>
-        <w:spacing w:after="20"/>
-      </w:pPr>
-      <w:r>
-        <w:rPr>
-          <w:sz w:val="20"/>
-          <w:szCs w:val="20"/>
-        </w:rPr>
-        <w:t xml:space="preserve">Arquitetei e construí o INAI desde o primeiro commit: plataforma multiagente de LLM que qualifica e atende leads imobiliários 24/7 no WhatsApp, em produção desde janeiro de 2026 na Imobiliária Inglaterra (cliente de lançamento).</w:t>
-      </w:r>
-    </w:p>
-    <w:p>
-      <w:pPr>
-        <w:pStyle w:val="ListParagraph"/>
-        <w:numPr>
-          <w:ilvl w:val="0"/>
-          <w:numId w:val="2"/>
-        </w:numPr>
-        <w:spacing w:after="20"/>
-      </w:pPr>
-      <w:r>
-        <w:rPr>
-          <w:sz w:val="20"/>
-          <w:szCs w:val="20"/>
-        </w:rPr>
-        <w:t xml:space="preserve">Desenhei o núcleo multiagente: 5 agentes especialistas (SDR, cobrança, suporte, manutenção, lançamentos) com roteador híbrido (palavra-chave + semântica + afinidade de sessão, desempate por LLM), handoff entre agentes e overrides por cliente.</w:t>
-      </w:r>
-    </w:p>
-    <w:p>
-      <w:pPr>
-        <w:pStyle w:val="ListParagraph"/>
-        <w:numPr>
-          <w:ilvl w:val="0"/>
-          <w:numId w:val="2"/>
-        </w:numPr>
-        <w:spacing w:after="20"/>
-      </w:pPr>
-      <w:r>
-        <w:rPr>
-          <w:sz w:val="20"/>
-          <w:szCs w:val="20"/>
-        </w:rPr>
-        <w:t xml:space="preserve">Construí a ingestão de mensagens do WhatsApp sem perda em Redis Streams (consumer groups, recuperação de pendentes, debounce por cliente) e a captação de leads de ZAP, VivaReal, OLX e ImovelWeb com deduplicação e proteção contra replay.</w:t>
-      </w:r>
-    </w:p>
-    <w:p>
-      <w:pPr>
-        <w:pStyle w:val="ListParagraph"/>
-        <w:numPr>
-          <w:ilvl w:val="0"/>
-          <w:numId w:val="2"/>
-        </w:numPr>
-        <w:spacing w:after="20"/>
-      </w:pPr>
-      <w:r>
-        <w:rPr>
-          <w:sz w:val="20"/>
-          <w:szCs w:val="20"/>
-        </w:rPr>
-        <w:t xml:space="preserve">Implementei busca e runtime de agentes: busca híbrida (pgvector + SQL + texto, RRF) com reranker ONNX local, ferramentas dinâmicas (HTTP, GraalJS em sandbox, MCP), memória em três camadas, cache semântico de LLM e guardrails em dois níveis.</w:t>
-      </w:r>
-    </w:p>
-    <w:p>
-      <w:pPr>
-        <w:pStyle w:val="ListParagraph"/>
-        <w:numPr>
-          <w:ilvl w:val="0"/>
-          <w:numId w:val="2"/>
-        </w:numPr>
-        <w:spacing w:after="20"/>
-      </w:pPr>
-      <w:r>
-        <w:rPr>
-          <w:sz w:val="20"/>
-          <w:szCs w:val="20"/>
-        </w:rPr>
-        <w:t xml:space="preserve">Controlei o custo de LLM com quatro faixas de modelo por tarefa e 11 dashboards Grafana de custo, latência e taxa de acerto de prompt cache por cliente (OpenTelemetry, Prometheus).</w:t>
-      </w:r>
-    </w:p>
-    <w:p>
-      <w:pPr>
-        <w:pStyle w:val="ListParagraph"/>
-        <w:numPr>
-          <w:ilvl w:val="0"/>
-          <w:numId w:val="2"/>
-        </w:numPr>
-        <w:spacing w:after="20"/>
-      </w:pPr>
-      <w:r>
-        <w:rPr>
-          <w:sz w:val="20"/>
-          <w:szCs w:val="20"/>
-        </w:rPr>
-        <w:t xml:space="preserve">Conduzi um milestone de hardening: isolamento de tenant em 43 controllers, API keys com BCrypt migradas com leitura dupla, ~200 chamadas bloqueantes removidas; ~3.200 testes automatizados.</w:t>
-      </w:r>
-    </w:p>
-    <w:p>
-      <w:pPr>
-        <w:pStyle w:val="ListParagraph"/>
-        <w:numPr>
-          <w:ilvl w:val="0"/>
-          <w:numId w:val="2"/>
-        </w:numPr>
-        <w:spacing w:after="20"/>
-      </w:pPr>
-      <w:r>
-        <w:rPr>
-          <w:sz w:val="20"/>
-          <w:szCs w:val="20"/>
-        </w:rPr>
-        <w:t xml:space="preserve">Autor de ~70% dos 2.400+ commits e de todos os documentos de arquitetura e roadmap (SaaS multi-tenant, admin/RBAC, conectores de CRM, SSO, SDKs).</w:t>
+        <w:t xml:space="preserve">Grupo GuBee · Remoto</w:t>
+      </w:r>
+    </w:p>
+    <w:p>
+      <w:pPr>
+        <w:pStyle w:val="ListParagraph"/>
+        <w:numPr>
+          <w:ilvl w:val="0"/>
+          <w:numId w:val="2"/>
+        </w:numPr>
+        <w:spacing w:after="20"/>
+      </w:pPr>
+      <w:r>
+        <w:rPr>
+          <w:sz w:val="20"/>
+          <w:szCs w:val="20"/>
+        </w:rPr>
+        <w:t xml:space="preserve">Desenhei e construí o INAI do zero. Os agentes respondem leads imobiliários no WhatsApp a qualquer hora, qualificam e passam os bons para os corretores. A Imobiliária Inglaterra usa desde janeiro de 2026, com cerca de 4.000 leads por mês.</w:t>
+      </w:r>
+    </w:p>
+    <w:p>
+      <w:pPr>
+        <w:pStyle w:val="ListParagraph"/>
+        <w:numPr>
+          <w:ilvl w:val="0"/>
+          <w:numId w:val="2"/>
+        </w:numPr>
+        <w:spacing w:after="20"/>
+      </w:pPr>
+      <w:r>
+        <w:rPr>
+          <w:sz w:val="20"/>
+          <w:szCs w:val="20"/>
+        </w:rPr>
+        <w:t xml:space="preserve">Dividi o atendimento entre cinco agentes (vendas, cobrança, suporte, manutenção e lançamentos) com um roteador entre eles, o que deixou cada agente pequeno o bastante para testar direito.</w:t>
+      </w:r>
+    </w:p>
+    <w:p>
+      <w:pPr>
+        <w:pStyle w:val="ListParagraph"/>
+        <w:numPr>
+          <w:ilvl w:val="0"/>
+          <w:numId w:val="2"/>
+        </w:numPr>
+        <w:spacing w:after="20"/>
+      </w:pPr>
+      <w:r>
+        <w:rPr>
+          <w:sz w:val="20"/>
+          <w:szCs w:val="20"/>
+        </w:rPr>
+        <w:t xml:space="preserve">Construí a entrada de leads do WhatsApp e dos portais (ZAP, VivaReal, OLX, ImovelWeb) de forma que nada se perde nem duplica quando algo falha (Redis Streams, deduplicação).</w:t>
+      </w:r>
+    </w:p>
+    <w:p>
+      <w:pPr>
+        <w:pStyle w:val="ListParagraph"/>
+        <w:numPr>
+          <w:ilvl w:val="0"/>
+          <w:numId w:val="2"/>
+        </w:numPr>
+        <w:spacing w:after="20"/>
+      </w:pPr>
+      <w:r>
+        <w:rPr>
+          <w:sz w:val="20"/>
+          <w:szCs w:val="20"/>
+        </w:rPr>
+        <w:t xml:space="preserve">Busca de imóveis combinando vetores (pgvector), SQL e texto, com reranking local; ferramentas dinâmicas via HTTP e MCP; memória de conversa e guardrails.</w:t>
+      </w:r>
+    </w:p>
+    <w:p>
+      <w:pPr>
+        <w:pStyle w:val="ListParagraph"/>
+        <w:numPr>
+          <w:ilvl w:val="0"/>
+          <w:numId w:val="2"/>
+        </w:numPr>
+        <w:spacing w:after="20"/>
+      </w:pPr>
+      <w:r>
+        <w:rPr>
+          <w:sz w:val="20"/>
+          <w:szCs w:val="20"/>
+        </w:rPr>
+        <w:t xml:space="preserve">Escolhi o tamanho de modelo por tarefa e coloquei custo e latência por cliente em dashboards no Grafana, o que manteve a conta de LLM sob controle.</w:t>
+      </w:r>
+    </w:p>
+    <w:p>
+      <w:pPr>
+        <w:pStyle w:val="ListParagraph"/>
+        <w:numPr>
+          <w:ilvl w:val="0"/>
+          <w:numId w:val="2"/>
+        </w:numPr>
+        <w:spacing w:after="20"/>
+      </w:pPr>
+      <w:r>
+        <w:rPr>
+          <w:sz w:val="20"/>
+          <w:szCs w:val="20"/>
+        </w:rPr>
+        <w:t xml:space="preserve">Autor de cerca de 70% dos mais de 2.400 commits e dos documentos de arquitetura e roadmap; cerca de 3.200 testes automatizados.</w:t>
       </w:r>
     </w:p>
     <w:p>
@@ -488,7 +471,7 @@
           <w:sz w:val="21"/>
           <w:szCs w:val="21"/>
         </w:rPr>
-        <w:t xml:space="preserve">Arquiteto de Software — GuBee</w:t>
+        <w:t xml:space="preserve">Arquiteto de Software | GuBee</w:t>
       </w:r>
       <w:r>
         <w:rPr>
@@ -530,92 +513,92 @@
           <w:sz w:val="20"/>
           <w:szCs w:val="20"/>
         </w:rPr>
-        <w:t xml:space="preserve">Responsável pela arquitetura de um hub que integra plataformas de e-commerce (VTEX, Shopify, Magento, WooCommerce) a mais de 30 marketplaces (Mercado Livre, Amazon, Magalu, Shopee): cerca de 170 workloads em produção sobre Apache Kafka, com Redis e MongoDB.</w:t>
-      </w:r>
-    </w:p>
-    <w:p>
-      <w:pPr>
-        <w:pStyle w:val="ListParagraph"/>
-        <w:numPr>
-          <w:ilvl w:val="0"/>
-          <w:numId w:val="2"/>
-        </w:numPr>
-        <w:spacing w:after="20"/>
-      </w:pPr>
-      <w:r>
-        <w:rPr>
-          <w:sz w:val="20"/>
-          <w:szCs w:val="20"/>
-        </w:rPr>
-        <w:t xml:space="preserve">Planejei e lidero a migração de nuvem da Huawei Cloud para a Tencent Cloud: ~170 workloads, 36+ bancos MongoDB e 25+ consumer groups Kafka, com virada por feature flags e rollback em cada etapa; escrevi os playbooks que permitem a vários engenheiros migrar serviços em paralelo.</w:t>
-      </w:r>
-    </w:p>
-    <w:p>
-      <w:pPr>
-        <w:pStyle w:val="ListParagraph"/>
-        <w:numPr>
-          <w:ilvl w:val="0"/>
-          <w:numId w:val="2"/>
-        </w:numPr>
-        <w:spacing w:after="20"/>
-      </w:pPr>
-      <w:r>
-        <w:rPr>
-          <w:sz w:val="20"/>
-          <w:szCs w:val="20"/>
-        </w:rPr>
-        <w:t xml:space="preserve">Conduzo a modernização de toda a plataforma: Java 25, Quarkus native com GraalVM (mais de 60% menos memória por serviço) e OpenTelemetry (traces, métricas e logs) em Grafana Tempo, Loki e Mimir.</w:t>
-      </w:r>
-    </w:p>
-    <w:p>
-      <w:pPr>
-        <w:pStyle w:val="ListParagraph"/>
-        <w:numPr>
-          <w:ilvl w:val="0"/>
-          <w:numId w:val="2"/>
-        </w:numPr>
-        <w:spacing w:after="20"/>
-      </w:pPr>
-      <w:r>
-        <w:rPr>
-          <w:sz w:val="20"/>
-          <w:szCs w:val="20"/>
-        </w:rPr>
-        <w:t xml:space="preserve">Lidero os produtos de IA da GuBee com JetBrains Koog, escolhido após POCs comparativas com Embabel, LangChain4j e Spring AI: comércio conversacional no WhatsApp (da descoberta ao checkout com PIX) e enriquecimento de catálogo com IA e revisão humana; qualidade validada com DeepEval (fidelidade, recusa, prompt injection).</w:t>
-      </w:r>
-    </w:p>
-    <w:p>
-      <w:pPr>
-        <w:pStyle w:val="ListParagraph"/>
-        <w:numPr>
-          <w:ilvl w:val="0"/>
-          <w:numId w:val="2"/>
-        </w:numPr>
-        <w:spacing w:after="20"/>
-      </w:pPr>
-      <w:r>
-        <w:rPr>
-          <w:sz w:val="20"/>
-          <w:szCs w:val="20"/>
-        </w:rPr>
-        <w:t xml:space="preserve">Criei o toolkit de engenharia com IA da empresa: 15 plugins do Claude Code para migrações, scaffolding, troubleshooting e validação de arquitetura, para que todos os times sigam os mesmos padrões.</w:t>
-      </w:r>
-    </w:p>
-    <w:p>
-      <w:pPr>
-        <w:pStyle w:val="ListParagraph"/>
-        <w:numPr>
-          <w:ilvl w:val="0"/>
-          <w:numId w:val="2"/>
-        </w:numPr>
-        <w:spacing w:after="20"/>
-      </w:pPr>
-      <w:r>
-        <w:rPr>
-          <w:sz w:val="20"/>
-          <w:szCs w:val="20"/>
-        </w:rPr>
-        <w:t xml:space="preserve">Formei e lidero o time de engenharia; defini Arquitetura Hexagonal, DDD e TDD como padrão.</w:t>
+        <w:t xml:space="preserve">Desenhei e sigo responsável pela arquitetura do hub que integra plataformas de e-commerce a mais de 30 marketplaces (Mercado Livre, Amazon, Magalu, Shopee). Roda sobre Kafka e atende cerca de 1.300 requisições por segundo em aproximadamente 170 serviços.</w:t>
+      </w:r>
+    </w:p>
+    <w:p>
+      <w:pPr>
+        <w:pStyle w:val="ListParagraph"/>
+        <w:numPr>
+          <w:ilvl w:val="0"/>
+          <w:numId w:val="2"/>
+        </w:numPr>
+        <w:spacing w:after="20"/>
+      </w:pPr>
+      <w:r>
+        <w:rPr>
+          <w:sz w:val="20"/>
+          <w:szCs w:val="20"/>
+        </w:rPr>
+        <w:t xml:space="preserve">Lidero a migração da Huawei Cloud para a Tencent Cloud para reduzir custo de infraestrutura: cerca de 170 serviços, 36 bancos MongoDB e 25 consumer groups Kafka, migrados um a um com feature flags e plano de rollback para cada etapa.</w:t>
+      </w:r>
+    </w:p>
+    <w:p>
+      <w:pPr>
+        <w:pStyle w:val="ListParagraph"/>
+        <w:numPr>
+          <w:ilvl w:val="0"/>
+          <w:numId w:val="2"/>
+        </w:numPr>
+        <w:spacing w:after="20"/>
+      </w:pPr>
+      <w:r>
+        <w:rPr>
+          <w:sz w:val="20"/>
+          <w:szCs w:val="20"/>
+        </w:rPr>
+        <w:t xml:space="preserve">Levei os serviços para Quarkus native, o que reduziu o uso de memória por serviço em mais de 60%, e implantei OpenTelemetry (traces, métricas e logs) em toda a plataforma.</w:t>
+      </w:r>
+    </w:p>
+    <w:p>
+      <w:pPr>
+        <w:pStyle w:val="ListParagraph"/>
+        <w:numPr>
+          <w:ilvl w:val="0"/>
+          <w:numId w:val="2"/>
+        </w:numPr>
+        <w:spacing w:after="20"/>
+      </w:pPr>
+      <w:r>
+        <w:rPr>
+          <w:sz w:val="20"/>
+          <w:szCs w:val="20"/>
+        </w:rPr>
+        <w:t xml:space="preserve">Comparei quatro frameworks de agentes e escolhi o JetBrains Koog para os produtos de IA: um assistente de vendas no WhatsApp que vai até o pagamento com PIX e o enriquecimento automático de catálogo, com revisão humana e testes de qualidade no DeepEval.</w:t>
+      </w:r>
+    </w:p>
+    <w:p>
+      <w:pPr>
+        <w:pStyle w:val="ListParagraph"/>
+        <w:numPr>
+          <w:ilvl w:val="0"/>
+          <w:numId w:val="2"/>
+        </w:numPr>
+        <w:spacing w:after="20"/>
+      </w:pPr>
+      <w:r>
+        <w:rPr>
+          <w:sz w:val="20"/>
+          <w:szCs w:val="20"/>
+        </w:rPr>
+        <w:t xml:space="preserve">Escrevi 15 plugins do Claude Code com os passos de migração, scaffolding e troubleshooting, para que outros engenheiros façam esse trabalho sem depender de mim.</w:t>
+      </w:r>
+    </w:p>
+    <w:p>
+      <w:pPr>
+        <w:pStyle w:val="ListParagraph"/>
+        <w:numPr>
+          <w:ilvl w:val="0"/>
+          <w:numId w:val="2"/>
+        </w:numPr>
+        <w:spacing w:after="20"/>
+      </w:pPr>
+      <w:r>
+        <w:rPr>
+          <w:sz w:val="20"/>
+          <w:szCs w:val="20"/>
+        </w:rPr>
+        <w:t xml:space="preserve">Contratei e lidero o time de engenharia (até 9 pessoas) e tornei arquitetura hexagonal, DDD e TDD o padrão da casa.</w:t>
       </w:r>
     </w:p>
     <w:p>
@@ -654,7 +637,7 @@
           <w:sz w:val="21"/>
           <w:szCs w:val="21"/>
         </w:rPr>
-        <w:t xml:space="preserve">Tech Lead — Serasa Experian</w:t>
+        <w:t xml:space="preserve">Tech Lead | Serasa Experian</w:t>
       </w:r>
       <w:r>
         <w:rPr>
@@ -769,7 +752,7 @@
           <w:sz w:val="21"/>
           <w:szCs w:val="21"/>
         </w:rPr>
-        <w:t xml:space="preserve">Arquiteto de Sistemas — Atos</w:t>
+        <w:t xml:space="preserve">Arquiteto de Sistemas | Atos</w:t>
       </w:r>
       <w:r>
         <w:rPr>
@@ -884,7 +867,7 @@
           <w:sz w:val="21"/>
           <w:szCs w:val="21"/>
         </w:rPr>
-        <w:t xml:space="preserve">Arquiteto de Software e Líder de Projetos — Infracommerce</w:t>
+        <w:t xml:space="preserve">Arquiteto de Software e Líder de Projetos | Infracommerce</w:t>
       </w:r>
       <w:r>
         <w:rPr>
@@ -982,7 +965,7 @@
           <w:sz w:val="21"/>
           <w:szCs w:val="21"/>
         </w:rPr>
-        <w:t xml:space="preserve">Tech Lead — Accurate</w:t>
+        <w:t xml:space="preserve">Tech Lead | Accurate</w:t>
       </w:r>
       <w:r>
         <w:rPr>
@@ -1042,7 +1025,7 @@
           <w:sz w:val="21"/>
           <w:szCs w:val="21"/>
         </w:rPr>
-        <w:t xml:space="preserve">Arquiteto de Sistemas — Atos (cliente: Serasa)</w:t>
+        <w:t xml:space="preserve">Arquiteto de Sistemas | Atos (cliente: Serasa)</w:t>
       </w:r>
       <w:r>
         <w:rPr>
@@ -1102,7 +1085,7 @@
           <w:sz w:val="21"/>
           <w:szCs w:val="21"/>
         </w:rPr>
-        <w:t xml:space="preserve">Tech Lead — LINT</w:t>
+        <w:t xml:space="preserve">Tech Lead | LINT</w:t>
       </w:r>
       <w:r>
         <w:rPr>
@@ -1162,7 +1145,7 @@
           <w:sz w:val="21"/>
           <w:szCs w:val="21"/>
         </w:rPr>
-        <w:t xml:space="preserve">Analista de Sistemas — Amadeus IT Group</w:t>
+        <w:t xml:space="preserve">Analista de Sistemas | Amadeus IT Group</w:t>
       </w:r>
       <w:r>
         <w:rPr>
@@ -1206,7 +1189,7 @@
           <w:sz w:val="21"/>
           <w:szCs w:val="21"/>
         </w:rPr>
-        <w:t xml:space="preserve">Líder de Equipe e Qualidade — BSI Tecnologia</w:t>
+        <w:t xml:space="preserve">Líder de Equipe e Qualidade | BSI Tecnologia</w:t>
       </w:r>
       <w:r>
         <w:rPr>
@@ -1384,7 +1367,7 @@
           <w:sz w:val="20"/>
           <w:szCs w:val="20"/>
         </w:rPr>
-        <w:t xml:space="preserve">Pós-graduação em Engenharia de Software — Unifil — Centro Universitário Filadélfia</w:t>
+        <w:t xml:space="preserve">Pós-graduação em Engenharia de Software, Unifil (Centro Universitário Filadélfia)</w:t>
       </w:r>
       <w:r>
         <w:rPr>
@@ -1406,7 +1389,7 @@
           <w:sz w:val="20"/>
           <w:szCs w:val="20"/>
         </w:rPr>
-        <w:t xml:space="preserve">Bacharelado em Sistemas de Informação — Universidade Tecnológica Federal do Paraná (UTFPR)</w:t>
+        <w:t xml:space="preserve">Bacharelado em Sistemas de Informação, Universidade Tecnológica Federal do Paraná (UTFPR)</w:t>
       </w:r>
       <w:r>
         <w:rPr>
